--- a/BE/BE 5 CS/Lab_Planning_CS.docx
+++ b/BE/BE 5 CS/Lab_Planning_CS.docx
@@ -19,117 +19,198 @@
         <w:t>Lab Planning – Practical</w:t>
       </w:r>
     </w:p>
+    <w:tbl>
+      <w:tblPr>
+        <w:tblW w:w="5000" w:type="pct"/>
+        <w:jc w:val="start"/>
+        <w:tblInd w:w="0" w:type="dxa"/>
+        <w:tblLayout w:type="fixed"/>
+        <w:tblCellMar>
+          <w:top w:w="55" w:type="dxa"/>
+          <w:start w:w="55" w:type="dxa"/>
+          <w:bottom w:w="55" w:type="dxa"/>
+          <w:end w:w="55" w:type="dxa"/>
+        </w:tblCellMar>
+      </w:tblPr>
+      <w:tblGrid>
+        <w:gridCol w:w="5349"/>
+        <w:gridCol w:w="5350"/>
+      </w:tblGrid>
+      <w:tr>
+        <w:trPr/>
+        <w:tc>
+          <w:tcPr>
+            <w:tcW w:w="5349" w:type="dxa"/>
+            <w:tcBorders/>
+          </w:tcPr>
+          <w:p>
+            <w:pPr>
+              <w:pStyle w:val="TableContents"/>
+              <w:rPr/>
+            </w:pPr>
+            <w:r>
+              <w:rPr/>
+              <w:t xml:space="preserve">Subject: Cyber </w:t>
+            </w:r>
+            <w:r>
+              <w:rPr/>
+              <w:t>Security</w:t>
+            </w:r>
+            <w:r>
+              <w:rPr/>
+              <w:tab/>
+            </w:r>
+          </w:p>
+        </w:tc>
+        <w:tc>
+          <w:tcPr>
+            <w:tcW w:w="5350" w:type="dxa"/>
+            <w:tcBorders/>
+          </w:tcPr>
+          <w:p>
+            <w:pPr>
+              <w:pStyle w:val="TableContents"/>
+              <w:rPr/>
+            </w:pPr>
+            <w:r>
+              <w:rPr/>
+              <w:t>Discipline: IT</w:t>
+              <w:tab/>
+              <w:tab/>
+              <w:tab/>
+              <w:tab/>
+              <w:tab/>
+              <w:tab/>
+            </w:r>
+          </w:p>
+        </w:tc>
+      </w:tr>
+      <w:tr>
+        <w:trPr/>
+        <w:tc>
+          <w:tcPr>
+            <w:tcW w:w="5349" w:type="dxa"/>
+            <w:tcBorders/>
+          </w:tcPr>
+          <w:p>
+            <w:pPr>
+              <w:pStyle w:val="TableContents"/>
+              <w:rPr/>
+            </w:pPr>
+            <w:r>
+              <w:rPr/>
+              <w:t>Subject Code: BE05016041</w:t>
+            </w:r>
+          </w:p>
+        </w:tc>
+        <w:tc>
+          <w:tcPr>
+            <w:tcW w:w="5350" w:type="dxa"/>
+            <w:tcBorders/>
+          </w:tcPr>
+          <w:p>
+            <w:pPr>
+              <w:pStyle w:val="TableContents"/>
+              <w:rPr/>
+            </w:pPr>
+            <w:r>
+              <w:rPr/>
+              <w:t>Semester: 5</w:t>
+            </w:r>
+            <w:r>
+              <w:rPr>
+                <w:vertAlign w:val="superscript"/>
+              </w:rPr>
+              <w:t>th</w:t>
+            </w:r>
+          </w:p>
+        </w:tc>
+      </w:tr>
+      <w:tr>
+        <w:trPr/>
+        <w:tc>
+          <w:tcPr>
+            <w:tcW w:w="5349" w:type="dxa"/>
+            <w:tcBorders/>
+          </w:tcPr>
+          <w:p>
+            <w:pPr>
+              <w:pStyle w:val="TableContents"/>
+              <w:rPr/>
+            </w:pPr>
+            <w:r>
+              <w:rPr/>
+              <w:t>Academic Year: 2026-2027</w:t>
+            </w:r>
+          </w:p>
+        </w:tc>
+        <w:tc>
+          <w:tcPr>
+            <w:tcW w:w="5350" w:type="dxa"/>
+            <w:tcBorders/>
+          </w:tcPr>
+          <w:p>
+            <w:pPr>
+              <w:pStyle w:val="TableContents"/>
+              <w:rPr/>
+            </w:pPr>
+            <w:r>
+              <w:rPr/>
+              <w:t>Name of Faculty: Naman Shah</w:t>
+            </w:r>
+          </w:p>
+        </w:tc>
+      </w:tr>
+      <w:tr>
+        <w:trPr/>
+        <w:tc>
+          <w:tcPr>
+            <w:tcW w:w="5349" w:type="dxa"/>
+            <w:tcBorders/>
+          </w:tcPr>
+          <w:p>
+            <w:pPr>
+              <w:pStyle w:val="TableContents"/>
+              <w:rPr/>
+            </w:pPr>
+            <w:r>
+              <w:rPr/>
+              <w:t>Employee code: 25CE0587</w:t>
+            </w:r>
+          </w:p>
+        </w:tc>
+        <w:tc>
+          <w:tcPr>
+            <w:tcW w:w="5350" w:type="dxa"/>
+            <w:tcBorders/>
+          </w:tcPr>
+          <w:p>
+            <w:pPr>
+              <w:pStyle w:val="TableContents"/>
+              <w:rPr/>
+            </w:pPr>
+            <w:r>
+              <w:rPr/>
+              <w:t>Total no of lab planned: 14</w:t>
+            </w:r>
+          </w:p>
+        </w:tc>
+      </w:tr>
+    </w:tbl>
     <w:p>
       <w:pPr>
         <w:pStyle w:val="Normal"/>
         <w:spacing w:before="0" w:after="60"/>
         <w:jc w:val="start"/>
-        <w:rPr/>
-      </w:pPr>
-      <w:r>
-        <w:rPr>
-          <w:b/>
-          <w:bCs/>
-          <w:sz w:val="20"/>
-          <w:szCs w:val="20"/>
-        </w:rPr>
-        <w:t>Subject: Cyber Security</w:t>
-        <w:tab/>
-        <w:tab/>
-        <w:tab/>
-        <w:tab/>
-        <w:tab/>
-        <w:tab/>
-        <w:t>Subject Code: BE05016041</w:t>
-      </w:r>
-    </w:p>
-    <w:p>
-      <w:pPr>
-        <w:pStyle w:val="Normal"/>
-        <w:spacing w:before="0" w:after="60"/>
-        <w:jc w:val="start"/>
-        <w:rPr/>
-      </w:pPr>
-      <w:r>
-        <w:rPr>
-          <w:b/>
-          <w:bCs/>
-          <w:sz w:val="20"/>
-          <w:szCs w:val="20"/>
-        </w:rPr>
-        <w:t>Discipline: CE / IT</w:t>
-        <w:tab/>
-        <w:tab/>
-        <w:tab/>
-        <w:tab/>
-        <w:tab/>
-        <w:tab/>
-        <w:tab/>
-        <w:tab/>
-        <w:t>Semester: 5th</w:t>
-      </w:r>
-    </w:p>
-    <w:p>
-      <w:pPr>
-        <w:pStyle w:val="Normal"/>
-        <w:spacing w:before="0" w:after="60"/>
-        <w:jc w:val="start"/>
-        <w:rPr/>
-      </w:pPr>
-      <w:r>
-        <w:rPr>
-          <w:b/>
-          <w:bCs/>
-          <w:sz w:val="20"/>
-          <w:szCs w:val="20"/>
-        </w:rPr>
-        <w:t>Academic Year: 2026-2027</w:t>
-        <w:tab/>
-        <w:tab/>
-        <w:tab/>
-        <w:tab/>
-        <w:tab/>
-        <w:tab/>
-        <w:t>Name of Faculty: ____________________</w:t>
-      </w:r>
-    </w:p>
-    <w:p>
-      <w:pPr>
-        <w:pStyle w:val="Normal"/>
-        <w:spacing w:before="0" w:after="60"/>
-        <w:jc w:val="start"/>
-        <w:rPr/>
-      </w:pPr>
-      <w:r>
-        <w:rPr>
-          <w:b/>
-          <w:bCs/>
-          <w:sz w:val="20"/>
-          <w:szCs w:val="20"/>
-        </w:rPr>
-        <w:t>Employee code: ____________________</w:t>
-        <w:tab/>
-        <w:tab/>
-        <w:tab/>
-        <w:tab/>
-        <w:t>Total no of lab planned: 14</w:t>
-      </w:r>
-    </w:p>
-    <w:p>
-      <w:pPr>
-        <w:pStyle w:val="Normal"/>
-        <w:spacing w:before="0" w:after="60"/>
-        <w:jc w:val="start"/>
-        <w:rPr/>
-      </w:pPr>
-      <w:r>
         <w:rPr>
           <w:b w:val="false"/>
           <w:bCs w:val="false"/>
           <w:sz w:val="12"/>
           <w:szCs w:val="12"/>
         </w:rPr>
-        <w:t xml:space="preserve"> </w:t>
+      </w:pPr>
+      <w:r>
+        <w:rPr/>
       </w:r>
     </w:p>
     <w:p>
@@ -1257,8 +1338,8 @@
       </w:tblPr>
       <w:tblGrid>
         <w:gridCol w:w="748"/>
-        <w:gridCol w:w="5205"/>
-        <w:gridCol w:w="1531"/>
+        <w:gridCol w:w="5204"/>
+        <w:gridCol w:w="1532"/>
         <w:gridCol w:w="1080"/>
         <w:gridCol w:w="1172"/>
         <w:gridCol w:w="1123"/>
@@ -1299,7 +1380,7 @@
         </w:tc>
         <w:tc>
           <w:tcPr>
-            <w:tcW w:w="5205" w:type="dxa"/>
+            <w:tcW w:w="5204" w:type="dxa"/>
             <w:tcBorders>
               <w:top w:val="single" w:sz="4" w:space="0" w:color="000000"/>
               <w:start w:val="single" w:sz="4" w:space="0" w:color="000000"/>
@@ -1329,7 +1410,7 @@
         </w:tc>
         <w:tc>
           <w:tcPr>
-            <w:tcW w:w="1531" w:type="dxa"/>
+            <w:tcW w:w="1532" w:type="dxa"/>
             <w:tcBorders>
               <w:top w:val="single" w:sz="4" w:space="0" w:color="000000"/>
               <w:start w:val="single" w:sz="4" w:space="0" w:color="000000"/>
@@ -1481,7 +1562,7 @@
         </w:tc>
         <w:tc>
           <w:tcPr>
-            <w:tcW w:w="5205" w:type="dxa"/>
+            <w:tcW w:w="5204" w:type="dxa"/>
             <w:tcBorders>
               <w:top w:val="single" w:sz="4" w:space="0" w:color="000000"/>
               <w:start w:val="single" w:sz="4" w:space="0" w:color="000000"/>
@@ -1510,7 +1591,7 @@
         </w:tc>
         <w:tc>
           <w:tcPr>
-            <w:tcW w:w="1531" w:type="dxa"/>
+            <w:tcW w:w="1532" w:type="dxa"/>
             <w:tcBorders>
               <w:top w:val="single" w:sz="4" w:space="0" w:color="000000"/>
               <w:start w:val="single" w:sz="4" w:space="0" w:color="000000"/>
@@ -1641,7 +1722,7 @@
         </w:tc>
         <w:tc>
           <w:tcPr>
-            <w:tcW w:w="5205" w:type="dxa"/>
+            <w:tcW w:w="5204" w:type="dxa"/>
             <w:tcBorders>
               <w:top w:val="single" w:sz="4" w:space="0" w:color="000000"/>
               <w:start w:val="single" w:sz="4" w:space="0" w:color="000000"/>
@@ -1670,7 +1751,7 @@
         </w:tc>
         <w:tc>
           <w:tcPr>
-            <w:tcW w:w="1531" w:type="dxa"/>
+            <w:tcW w:w="1532" w:type="dxa"/>
             <w:tcBorders>
               <w:top w:val="single" w:sz="4" w:space="0" w:color="000000"/>
               <w:start w:val="single" w:sz="4" w:space="0" w:color="000000"/>
@@ -1797,7 +1878,7 @@
         </w:tc>
         <w:tc>
           <w:tcPr>
-            <w:tcW w:w="5205" w:type="dxa"/>
+            <w:tcW w:w="5204" w:type="dxa"/>
             <w:tcBorders>
               <w:top w:val="single" w:sz="4" w:space="0" w:color="000000"/>
               <w:start w:val="single" w:sz="4" w:space="0" w:color="000000"/>
@@ -1826,7 +1907,7 @@
         </w:tc>
         <w:tc>
           <w:tcPr>
-            <w:tcW w:w="1531" w:type="dxa"/>
+            <w:tcW w:w="1532" w:type="dxa"/>
             <w:tcBorders>
               <w:top w:val="single" w:sz="4" w:space="0" w:color="000000"/>
               <w:start w:val="single" w:sz="4" w:space="0" w:color="000000"/>
@@ -1953,7 +2034,7 @@
         </w:tc>
         <w:tc>
           <w:tcPr>
-            <w:tcW w:w="5205" w:type="dxa"/>
+            <w:tcW w:w="5204" w:type="dxa"/>
             <w:tcBorders>
               <w:top w:val="single" w:sz="4" w:space="0" w:color="000000"/>
               <w:start w:val="single" w:sz="4" w:space="0" w:color="000000"/>
@@ -1982,7 +2063,7 @@
         </w:tc>
         <w:tc>
           <w:tcPr>
-            <w:tcW w:w="1531" w:type="dxa"/>
+            <w:tcW w:w="1532" w:type="dxa"/>
             <w:tcBorders>
               <w:top w:val="single" w:sz="4" w:space="0" w:color="000000"/>
               <w:start w:val="single" w:sz="4" w:space="0" w:color="000000"/>
@@ -2109,7 +2190,7 @@
         </w:tc>
         <w:tc>
           <w:tcPr>
-            <w:tcW w:w="5205" w:type="dxa"/>
+            <w:tcW w:w="5204" w:type="dxa"/>
             <w:tcBorders>
               <w:top w:val="single" w:sz="4" w:space="0" w:color="000000"/>
               <w:start w:val="single" w:sz="4" w:space="0" w:color="000000"/>
@@ -2138,7 +2219,7 @@
         </w:tc>
         <w:tc>
           <w:tcPr>
-            <w:tcW w:w="1531" w:type="dxa"/>
+            <w:tcW w:w="1532" w:type="dxa"/>
             <w:tcBorders>
               <w:top w:val="single" w:sz="4" w:space="0" w:color="000000"/>
               <w:start w:val="single" w:sz="4" w:space="0" w:color="000000"/>
@@ -2265,7 +2346,7 @@
         </w:tc>
         <w:tc>
           <w:tcPr>
-            <w:tcW w:w="5205" w:type="dxa"/>
+            <w:tcW w:w="5204" w:type="dxa"/>
             <w:tcBorders>
               <w:top w:val="single" w:sz="4" w:space="0" w:color="000000"/>
               <w:start w:val="single" w:sz="4" w:space="0" w:color="000000"/>
@@ -2294,7 +2375,7 @@
         </w:tc>
         <w:tc>
           <w:tcPr>
-            <w:tcW w:w="1531" w:type="dxa"/>
+            <w:tcW w:w="1532" w:type="dxa"/>
             <w:tcBorders>
               <w:top w:val="single" w:sz="4" w:space="0" w:color="000000"/>
               <w:start w:val="single" w:sz="4" w:space="0" w:color="000000"/>
@@ -2421,7 +2502,7 @@
         </w:tc>
         <w:tc>
           <w:tcPr>
-            <w:tcW w:w="5205" w:type="dxa"/>
+            <w:tcW w:w="5204" w:type="dxa"/>
             <w:tcBorders>
               <w:top w:val="single" w:sz="4" w:space="0" w:color="000000"/>
               <w:start w:val="single" w:sz="4" w:space="0" w:color="000000"/>
@@ -2450,7 +2531,7 @@
         </w:tc>
         <w:tc>
           <w:tcPr>
-            <w:tcW w:w="1531" w:type="dxa"/>
+            <w:tcW w:w="1532" w:type="dxa"/>
             <w:tcBorders>
               <w:top w:val="single" w:sz="4" w:space="0" w:color="000000"/>
               <w:start w:val="single" w:sz="4" w:space="0" w:color="000000"/>
@@ -2577,7 +2658,7 @@
         </w:tc>
         <w:tc>
           <w:tcPr>
-            <w:tcW w:w="5205" w:type="dxa"/>
+            <w:tcW w:w="5204" w:type="dxa"/>
             <w:tcBorders>
               <w:top w:val="single" w:sz="4" w:space="0" w:color="000000"/>
               <w:start w:val="single" w:sz="4" w:space="0" w:color="000000"/>
@@ -2606,7 +2687,7 @@
         </w:tc>
         <w:tc>
           <w:tcPr>
-            <w:tcW w:w="1531" w:type="dxa"/>
+            <w:tcW w:w="1532" w:type="dxa"/>
             <w:tcBorders>
               <w:top w:val="single" w:sz="4" w:space="0" w:color="000000"/>
               <w:start w:val="single" w:sz="4" w:space="0" w:color="000000"/>
@@ -2733,7 +2814,7 @@
         </w:tc>
         <w:tc>
           <w:tcPr>
-            <w:tcW w:w="5205" w:type="dxa"/>
+            <w:tcW w:w="5204" w:type="dxa"/>
             <w:tcBorders>
               <w:top w:val="single" w:sz="4" w:space="0" w:color="000000"/>
               <w:start w:val="single" w:sz="4" w:space="0" w:color="000000"/>
@@ -2762,7 +2843,7 @@
         </w:tc>
         <w:tc>
           <w:tcPr>
-            <w:tcW w:w="1531" w:type="dxa"/>
+            <w:tcW w:w="1532" w:type="dxa"/>
             <w:tcBorders>
               <w:top w:val="single" w:sz="4" w:space="0" w:color="000000"/>
               <w:start w:val="single" w:sz="4" w:space="0" w:color="000000"/>
@@ -2889,7 +2970,7 @@
         </w:tc>
         <w:tc>
           <w:tcPr>
-            <w:tcW w:w="5205" w:type="dxa"/>
+            <w:tcW w:w="5204" w:type="dxa"/>
             <w:tcBorders>
               <w:top w:val="single" w:sz="4" w:space="0" w:color="000000"/>
               <w:start w:val="single" w:sz="4" w:space="0" w:color="000000"/>
@@ -2918,7 +2999,7 @@
         </w:tc>
         <w:tc>
           <w:tcPr>
-            <w:tcW w:w="1531" w:type="dxa"/>
+            <w:tcW w:w="1532" w:type="dxa"/>
             <w:tcBorders>
               <w:top w:val="single" w:sz="4" w:space="0" w:color="000000"/>
               <w:start w:val="single" w:sz="4" w:space="0" w:color="000000"/>
@@ -3045,7 +3126,7 @@
         </w:tc>
         <w:tc>
           <w:tcPr>
-            <w:tcW w:w="5205" w:type="dxa"/>
+            <w:tcW w:w="5204" w:type="dxa"/>
             <w:tcBorders>
               <w:top w:val="single" w:sz="4" w:space="0" w:color="000000"/>
               <w:start w:val="single" w:sz="4" w:space="0" w:color="000000"/>
@@ -3074,7 +3155,7 @@
         </w:tc>
         <w:tc>
           <w:tcPr>
-            <w:tcW w:w="1531" w:type="dxa"/>
+            <w:tcW w:w="1532" w:type="dxa"/>
             <w:tcBorders>
               <w:top w:val="single" w:sz="4" w:space="0" w:color="000000"/>
               <w:start w:val="single" w:sz="4" w:space="0" w:color="000000"/>
@@ -3201,7 +3282,7 @@
         </w:tc>
         <w:tc>
           <w:tcPr>
-            <w:tcW w:w="5205" w:type="dxa"/>
+            <w:tcW w:w="5204" w:type="dxa"/>
             <w:tcBorders>
               <w:top w:val="single" w:sz="4" w:space="0" w:color="000000"/>
               <w:start w:val="single" w:sz="4" w:space="0" w:color="000000"/>
@@ -3230,7 +3311,7 @@
         </w:tc>
         <w:tc>
           <w:tcPr>
-            <w:tcW w:w="1531" w:type="dxa"/>
+            <w:tcW w:w="1532" w:type="dxa"/>
             <w:tcBorders>
               <w:top w:val="single" w:sz="4" w:space="0" w:color="000000"/>
               <w:start w:val="single" w:sz="4" w:space="0" w:color="000000"/>
@@ -3359,7 +3440,7 @@
         </w:tc>
         <w:tc>
           <w:tcPr>
-            <w:tcW w:w="5205" w:type="dxa"/>
+            <w:tcW w:w="5204" w:type="dxa"/>
             <w:tcBorders>
               <w:top w:val="single" w:sz="4" w:space="0" w:color="000000"/>
               <w:start w:val="single" w:sz="4" w:space="0" w:color="000000"/>
@@ -3388,7 +3469,7 @@
         </w:tc>
         <w:tc>
           <w:tcPr>
-            <w:tcW w:w="1531" w:type="dxa"/>
+            <w:tcW w:w="1532" w:type="dxa"/>
             <w:tcBorders>
               <w:top w:val="single" w:sz="4" w:space="0" w:color="000000"/>
               <w:start w:val="single" w:sz="4" w:space="0" w:color="000000"/>
@@ -3515,7 +3596,7 @@
         </w:tc>
         <w:tc>
           <w:tcPr>
-            <w:tcW w:w="5205" w:type="dxa"/>
+            <w:tcW w:w="5204" w:type="dxa"/>
             <w:tcBorders>
               <w:top w:val="single" w:sz="4" w:space="0" w:color="000000"/>
               <w:start w:val="single" w:sz="4" w:space="0" w:color="000000"/>
@@ -3544,7 +3625,7 @@
         </w:tc>
         <w:tc>
           <w:tcPr>
-            <w:tcW w:w="1531" w:type="dxa"/>
+            <w:tcW w:w="1532" w:type="dxa"/>
             <w:tcBorders>
               <w:top w:val="single" w:sz="4" w:space="0" w:color="000000"/>
               <w:start w:val="single" w:sz="4" w:space="0" w:color="000000"/>
@@ -3661,84 +3742,15 @@
         <w:pStyle w:val="Normal"/>
         <w:spacing w:before="0" w:after="40"/>
         <w:jc w:val="start"/>
-        <w:rPr/>
-      </w:pPr>
-      <w:r>
-        <w:rPr>
-          <w:b/>
-          <w:bCs/>
-          <w:sz w:val="20"/>
-          <w:szCs w:val="20"/>
-        </w:rPr>
-        <w:t>Note:</w:t>
-      </w:r>
-    </w:p>
-    <w:p>
-      <w:pPr>
-        <w:pStyle w:val="Normal"/>
-        <w:spacing w:before="0" w:after="20"/>
-        <w:jc w:val="start"/>
-        <w:rPr/>
-      </w:pPr>
-      <w:r>
         <w:rPr>
           <w:b w:val="false"/>
           <w:bCs w:val="false"/>
           <w:sz w:val="18"/>
           <w:szCs w:val="18"/>
         </w:rPr>
-        <w:t>1. All 14 practicals are planned to be completed by 17/09/26 (Lab No. 1–14), one practical per lab session.</w:t>
-      </w:r>
-    </w:p>
-    <w:p>
-      <w:pPr>
-        <w:pStyle w:val="Normal"/>
-        <w:spacing w:before="0" w:after="20"/>
-        <w:jc w:val="start"/>
-        <w:rPr/>
       </w:pPr>
       <w:r>
-        <w:rPr>
-          <w:b w:val="false"/>
-          <w:bCs w:val="false"/>
-          <w:sz w:val="18"/>
-          <w:szCs w:val="18"/>
-        </w:rPr>
-        <w:t>2. Remaining sessions (24/09/26, 01/10/26, 08/10/26) are kept for Revision / practice.</w:t>
-      </w:r>
-    </w:p>
-    <w:p>
-      <w:pPr>
-        <w:pStyle w:val="Normal"/>
-        <w:spacing w:before="0" w:after="20"/>
-        <w:jc w:val="start"/>
         <w:rPr/>
-      </w:pPr>
-      <w:r>
-        <w:rPr>
-          <w:b w:val="false"/>
-          <w:bCs w:val="false"/>
-          <w:sz w:val="18"/>
-          <w:szCs w:val="18"/>
-        </w:rPr>
-        <w:t>3. Practicals 1–11 can be performed directly on Windows (built-in tools, no separate installation); Practicals 12–14 use the pre-installed Kali Linux VM (Nmap, Wireshark, John the Ripper / hashcat).</w:t>
-      </w:r>
-    </w:p>
-    <w:p>
-      <w:pPr>
-        <w:pStyle w:val="Normal"/>
-        <w:spacing w:before="0" w:after="200"/>
-        <w:jc w:val="start"/>
-        <w:rPr/>
-      </w:pPr>
-      <w:r>
-        <w:rPr>
-          <w:b w:val="false"/>
-          <w:bCs w:val="false"/>
-          <w:sz w:val="18"/>
-          <w:szCs w:val="18"/>
-        </w:rPr>
-        <w:t>4. Please cross-check the schedule against the institute's official holiday list before circulation.</w:t>
       </w:r>
     </w:p>
     <w:tbl>
@@ -4006,8 +4018,8 @@
       <w:u w:val="single"/>
     </w:rPr>
   </w:style>
-  <w:style w:type="character" w:styleId="FootnoteCharacters">
-    <w:name w:val="Footnote Characters"/>
+  <w:style w:type="character" w:styleId="FootnoteCharactersuser">
+    <w:name w:val="Footnote Characters (user)"/>
     <w:uiPriority w:val="99"/>
     <w:semiHidden/>
     <w:unhideWhenUsed/>
@@ -4016,8 +4028,8 @@
       <w:vertAlign w:val="superscript"/>
     </w:rPr>
   </w:style>
-  <w:style w:type="character" w:styleId="FootnoteCharactersuser">
-    <w:name w:val="Footnote Characters (user)"/>
+  <w:style w:type="character" w:styleId="FootnoteCharacters">
+    <w:name w:val="Footnote Characters"/>
     <w:qFormat/>
     <w:rPr>
       <w:vertAlign w:val="superscript"/>
@@ -4041,8 +4053,8 @@
       <w:szCs w:val="20"/>
     </w:rPr>
   </w:style>
-  <w:style w:type="character" w:styleId="EndnoteCharacters">
-    <w:name w:val="Endnote Characters"/>
+  <w:style w:type="character" w:styleId="EndnoteCharactersuser">
+    <w:name w:val="Endnote Characters (user)"/>
     <w:uiPriority w:val="99"/>
     <w:semiHidden/>
     <w:unhideWhenUsed/>
@@ -4051,8 +4063,8 @@
       <w:vertAlign w:val="superscript"/>
     </w:rPr>
   </w:style>
-  <w:style w:type="character" w:styleId="EndnoteCharactersuser">
-    <w:name w:val="Endnote Characters (user)"/>
+  <w:style w:type="character" w:styleId="EndnoteCharacters">
+    <w:name w:val="Endnote Characters"/>
     <w:qFormat/>
     <w:rPr>
       <w:vertAlign w:val="superscript"/>
